--- a/report/REPORT.docx
+++ b/report/REPORT.docx
@@ -7,7 +7,7 @@
         <w:pStyle w:val="Heading1"/>
       </w:pPr>
       <w:r>
-        <w:t>OnMyBehalf — an accountable agent for Lebanese government procedures</w:t>
+        <w:t>OnMyBehalf, an accountable agent for Lebanese government procedures</w:t>
       </w:r>
     </w:p>
     <w:p>
@@ -15,20 +15,13 @@
         <w:rPr>
           <w:b/>
         </w:rPr>
-        <w:t>MSBA 316 — Text Analytics &amp; NLP · AUB · Summer 2025/26 · Dr. Ahmad El-Hajj</w:t>
+        <w:t>MSBA 316, Text Analytics &amp; NLP · AUB · Summer 2025/26 · Dr. Ahmad El-Hajj</w:t>
       </w:r>
       <w:r>
         <w:t xml:space="preserve"> Team: Gaby, Mariam, Ali, Ghina, Maria Repository: &lt;https://github.com/mariam-929/OnMyBehalf&gt;</w:t>
       </w:r>
     </w:p>
-    <w:p>
-      <w:r>
-        <w:rPr>
-          <w:color w:val="BBBBBB"/>
-        </w:rPr>
-        <w:t>――――――――――――――――――――――――――――――</w:t>
-      </w:r>
-    </w:p>
+    <w:p/>
     <w:p>
       <w:pPr>
         <w:pStyle w:val="Heading2"/>
@@ -39,7 +32,7 @@
     </w:p>
     <w:p>
       <w:r>
-        <w:t xml:space="preserve">Completing any transaction at a Lebanese government office requires knowing three things in advance: which documents to bring, what it costs, and where to go. Getting one wrong means a wasted trip. The information is published — on </w:t>
+        <w:t xml:space="preserve">Completing any transaction at a Lebanese government office requires knowing three things in advance: which documents to bring, what it costs, and where to go. Getting one wrong means a wasted trip. The information is published on </w:t>
       </w:r>
       <w:r>
         <w:rPr>
@@ -48,7 +41,7 @@
         <w:t>Dawlati</w:t>
       </w:r>
       <w:r>
-        <w:t xml:space="preserve"> (dawlati.gov.lb), OMSAR's national services portal — but it is scattered across a directory interface, almost entirely in Arabic, and it never answers the question citizens actually have: *where do I obtain each of the documents I am being asked to bring?*</w:t>
+        <w:t xml:space="preserve"> (dawlati.gov.lb), OMSAR's national services portal, but it is scattered across a directory interface, almost entirely in Arabic, and it never answers the question citizens actually have: *where do I obtain each of the documents I am being asked to bring?*</w:t>
       </w:r>
     </w:p>
     <w:p>
@@ -88,7 +81,7 @@
         <w:t>where to obtain each one</w:t>
       </w:r>
       <w:r>
-        <w:t>, fees, where to apply, source freshness, and a link to the exact Dawlati page each fact came from — together with a confidence score and an explicit human-review flag when the source is uncertain or the data model cannot represent the answer faithfully.</w:t>
+        <w:t>, fees, where to apply, source freshness, and a link to the exact Dawlati page each fact came from, together with a confidence score and an explicit human-review flag when the source is uncertain or the data model cannot represent the answer faithfully.</w:t>
       </w:r>
     </w:p>
     <w:p>
@@ -104,17 +97,10 @@
     </w:p>
     <w:p>
       <w:r>
-        <w:t>Accountability is also what decides where the language model is allowed to act. It writes prose; it plans which unresolved documents to retry; it never emits a fact and never chooses a source (§3.4, §3.6). Those two exclusions are not caution for its own sake — they are the reason the guarantees in this report survive contact with the evaluation.</w:t>
+        <w:t>Accountability is also what decides where the language model is allowed to act. It writes prose; it plans which unresolved documents to retry; it never emits a fact and never chooses a source (§3.4, §3.6). Those two exclusions are not caution for its own sake; they are the reason the guarantees in this report survive contact with the evaluation.</w:t>
       </w:r>
     </w:p>
-    <w:p>
-      <w:r>
-        <w:rPr>
-          <w:color w:val="BBBBBB"/>
-        </w:rPr>
-        <w:t>――――――――――――――――――――――――――――――</w:t>
-      </w:r>
-    </w:p>
+    <w:p/>
     <w:p>
       <w:pPr>
         <w:pStyle w:val="Heading2"/>
@@ -218,7 +204,7 @@
         <w:t>Only 3 of Lebanon's 22 ministries have published anything</w:t>
       </w:r>
       <w:r>
-        <w:t xml:space="preserve"> — Agriculture (115 services), Interior (53), Culture (27). The other 19 return zero. Dawlati says so itself on the guide page. </w:t>
+        <w:t xml:space="preserve">: Agriculture (115 services), Interior (53), Culture (27). The other 19 return zero. Dawlati says so itself on the guide page. </w:t>
       </w:r>
       <w:r>
         <w:rPr>
@@ -244,22 +230,15 @@
         <w:t>إصدار جواز سفر للخيل</w:t>
       </w:r>
       <w:r>
-        <w:t xml:space="preserve"> — a horse passport. The project was rebuilt around the civil-registry cluster (identity, birth, marriage, divorce, death, civil extracts), which does exist and is what citizens most often need.</w:t>
+        <w:t>, a horse passport. The project was rebuilt around the civil-registry cluster (identity, birth, marriage, divorce, death, civil extracts), which does exist and is what citizens most often need.</w:t>
       </w:r>
     </w:p>
     <w:p>
       <w:r>
-        <w:t>That discovery is also what produced the last piece of architecture. If the country's most-asked procedure is absent from the portal, then a system that only reads the portal is structurally incapable of answering it — no amount of retrieval tuning changes that. §3.6 describes the branch that follows: when Dawlati has no record, the agent falls back to the authority that actually issues the document. The passport is answerable again, from general-security.gov.lb, with a citation and an explicit statement that the answer did not come from Dawlati.</w:t>
+        <w:t>That discovery is also what produced the last piece of architecture. If the country's most-asked procedure is absent from the portal, then a system that only reads the portal is structurally incapable of answering it; no amount of retrieval tuning changes that. §3.6 describes the branch that follows: when Dawlati has no record, the agent falls back to the authority that actually issues the document. The passport is answerable again, from general-security.gov.lb, with a citation and an explicit statement that the answer did not come from Dawlati.</w:t>
       </w:r>
     </w:p>
-    <w:p>
-      <w:r>
-        <w:rPr>
-          <w:color w:val="BBBBBB"/>
-        </w:rPr>
-        <w:t>――――――――――――――――――――――――――――――</w:t>
-      </w:r>
-    </w:p>
+    <w:p/>
     <w:p>
       <w:pPr>
         <w:pStyle w:val="Heading2"/>
@@ -330,7 +309,7 @@
         <w:t>single</w:t>
       </w:r>
       <w:r>
-        <w:t xml:space="preserve"> source for both the UI trace panel and the eval harness — so what the demo shows is what the metrics measured.</w:t>
+        <w:t xml:space="preserve"> source for both the UI trace panel and the eval harness, so what the demo shows is what the metrics measured.</w:t>
       </w:r>
     </w:p>
     <w:p>
@@ -670,7 +649,7 @@
               <w:t>?search=</w:t>
             </w:r>
             <w:r>
-              <w:t xml:space="preserve"> — does this service still exist, is there a newer one</w:t>
+              <w:t>: does this service still exist, is there a newer one</w:t>
             </w:r>
           </w:p>
         </w:tc>
@@ -761,7 +740,7 @@
         <w:t>language only</w:t>
       </w:r>
       <w:r>
-        <w:t xml:space="preserve">. It emits exactly two fields — </w:t>
+        <w:t xml:space="preserve">. It emits exactly two fields, </w:t>
       </w:r>
       <w:r>
         <w:rPr>
@@ -772,7 +751,7 @@
         <w:t>reasoning</w:t>
       </w:r>
       <w:r>
-        <w:t xml:space="preserve"> (logged) and a 1–2 sentence </w:t>
+        <w:t xml:space="preserve"> (logged) and a 1-2 sentence </w:t>
       </w:r>
       <w:r>
         <w:rPr>
@@ -783,7 +762,7 @@
         <w:t>summary</w:t>
       </w:r>
       <w:r>
-        <w:t xml:space="preserve"> for the citizen — and never sees or reproduces a document name, a fee, an office, a URL or a duration. Those are assembled by code directly from the retrieved record.</w:t>
+        <w:t xml:space="preserve"> for the citizen, and never sees or reproduces a document name, a fee, an office, a URL or a duration. Those are assembled by code directly from the retrieved record.</w:t>
       </w:r>
     </w:p>
     <w:p>
@@ -797,7 +776,7 @@
         <w:t>and</w:t>
       </w:r>
       <w:r>
-        <w:t xml:space="preserve"> a fabricated document is structurally impossible in it, because the facts never round-trip through the model. Re-running the full eval after wiring the composer confirmed it — prose became model-written and </w:t>
+        <w:t xml:space="preserve"> a fabricated document is structurally impossible in it, because the facts never round-trip through the model. Re-running the full eval after wiring the composer confirmed it: prose became model-written and </w:t>
       </w:r>
       <w:r>
         <w:rPr>
@@ -811,7 +790,7 @@
     </w:p>
     <w:p>
       <w:r>
-        <w:t xml:space="preserve">Both model calls are time-bounded (6 s classification, 8 s narration) and both degrade to deterministic behaviour on timeout. Free-tier latency is erratic — identical calls measured between 0.5 s and 12.8 s — and an unbounded wait in front of an audience is a worse failure than a plainer sentence. Bounding them moved p50 from 2.55 s to 1.26 s, measured at the time of that change. The headline p50 in §6.1 differs again (0.98 s); with 22 cases and eight of them sub-second refusals, the median moves easily between runs — we measured 0.76 s and 0.98 s on two consecutive runs of the same commit — and we have not attributed that spread to any specific cause. The figures quoted in §6.1 are the ones in the committed </w:t>
+        <w:t xml:space="preserve">Both model calls are time-bounded (6 s classification, 8 s narration) and both degrade to deterministic behaviour on timeout. Free-tier latency is erratic (identical calls measured between 0.5 s and 12.8 s), and an unbounded wait in front of an audience is a worse failure than a plainer sentence. Bounding them moved p50 from 2.55 s to 1.26 s, measured at the time of that change. The headline p50 in §6.1 differs again (0.98 s); with 22 cases and eight of them sub-second refusals, the median moves easily between runs; we measured 0.76 s and 0.98 s on two consecutive runs of the same commit, and we have not attributed that spread to any specific cause. The figures quoted in §6.1 are the ones in the committed </w:t>
       </w:r>
       <w:r>
         <w:rPr>
@@ -838,7 +817,7 @@
         <w:t>reasoning</w:t>
       </w:r>
       <w:r>
-        <w:t xml:space="preserve"> — a field the brief mandates — was a hardcoded constant string, identical on every answer.</w:t>
+        <w:t>, a field the brief mandates, was a hardcoded constant string, identical on every answer.</w:t>
       </w:r>
     </w:p>
     <w:p>
@@ -881,7 +860,7 @@
     </w:p>
     <w:p>
       <w:r>
-        <w:t xml:space="preserve">§2 records that the single most-asked transaction in Lebanon — the passport — is </w:t>
+        <w:t xml:space="preserve">§2 records that the single most-asked transaction in Lebanon (the passport) is </w:t>
       </w:r>
       <w:r>
         <w:rPr>
@@ -890,7 +869,7 @@
         <w:t>not on Dawlati at all</w:t>
       </w:r>
       <w:r>
-        <w:t>, and §6.3 records what that cost: the agent returned a horse passport, then, once abstention was tightened, returned nothing. Both are correct behaviours over a corpus that does not contain the answer. Neither helps the citizen. But the documents *are* published — by the General Directorate of General Security, the authority that actually issues them.</w:t>
+        <w:t>, and §6.3 records what that cost: the agent returned a horse passport, then, once abstention was tightened, returned nothing. Both are correct behaviours over a corpus that does not contain the answer. Neither helps the citizen. But the documents *are* published, by the General Directorate of General Security, the authority that actually issues them.</w:t>
       </w:r>
     </w:p>
     <w:p>
@@ -921,7 +900,7 @@
         <w:rPr>
           <w:b/>
         </w:rPr>
-        <w:t>It was first wired to fire only where the system had already given up — and that was wrong.</w:t>
+        <w:t>It was first wired to fire only where the system had already given up, and that was wrong.</w:t>
       </w:r>
       <w:r>
         <w:t xml:space="preserve"> The original design routed the fallback off </w:t>
@@ -951,7 +930,7 @@
     </w:p>
     <w:p>
       <w:r>
-        <w:t xml:space="preserve">Opening the UI and retyping the question in four other ways showed the flaw. Retrieval does not merely *fail* on passport queries — </w:t>
+        <w:t xml:space="preserve">Opening the UI and retyping the question in four other ways showed the flaw. Retrieval does not merely *fail* on passport queries, </w:t>
       </w:r>
       <w:r>
         <w:rPr>
@@ -980,7 +959,7 @@
         <w:t>Four of six natural phrasings returned the horse passport. Only the eval's own phrasing abstained</w:t>
       </w:r>
       <w:r>
-        <w:t>, which is precisely why the eval was green — the gold case had encoded one wording, and the wording was the unrepresentative one.</w:t>
+        <w:t>, which is precisely why the eval was green, the gold case had encoded one wording, and the wording was the unrepresentative one.</w:t>
       </w:r>
     </w:p>
     <w:p>
@@ -1032,7 +1011,7 @@
         <w:t>Design decision: the model does not choose the source.</w:t>
       </w:r>
       <w:r>
-        <w:t xml:space="preserve"> This is the most important sentence in the section. It would have been easy — and would have demoed well — to let an LLM decide which government site to consult. We did not, for the same reason the model is not allowed to emit a document name (§3.4): a model that selects URLs can invent one, and source selection is the single decision where a fabrication puts a citizen physically in front of the wrong ministry. Instead:</w:t>
+        <w:t xml:space="preserve"> This is the most important sentence in the section. It would have been easy, and would have demoed well, to let an LLM decide which government site to consult. We did not, for the same reason the model is not allowed to emit a document name (§3.4): a model that selects URLs can invent one, and source selection is the single decision where a fabrication puts a citizen physically in front of the wrong ministry. Instead:</w:t>
       </w:r>
     </w:p>
     <w:tbl>
@@ -1103,7 +1082,7 @@
           <w:p>
             <w:r/>
             <w:r>
-              <w:t>retrieval score below the abstention threshold — deterministic</w:t>
+              <w:t>retrieval score below the abstention threshold (deterministic)</w:t>
             </w:r>
           </w:p>
         </w:tc>
@@ -1223,7 +1202,7 @@
         <w:t>(query, language) → record</w:t>
       </w:r>
       <w:r>
-        <w:t>, and a source contributes a record in the *same shape* the Dawlati ingester produces — so composition, caveats, confidence, the review queue, the UI and the eval harness all work on a new source with no changes. Adding one is therefore two data steps and no graph changes:</w:t>
+        <w:t>, and a source contributes a record in the *same shape* the Dawlati ingester produces, so composition, caveats, confidence, the review queue, the UI and the eval harness all work on a new source with no changes. Adding one is therefore two data steps and no graph changes:</w:t>
       </w:r>
     </w:p>
     <w:p>
@@ -1273,7 +1252,7 @@
         <w:t>extraction is per-site.</w:t>
       </w:r>
       <w:r>
-        <w:t xml:space="preserve"> Every ministry publishes its own HTML, and the regexes that read General Security's pages will not read the Ministry of Justice's. That per-source extractor is the real unit of cost in extending this — roughly the same work the Dawlati ingester needed — and it is why the layer ships with three verified URLs rather than a claim of national coverage. The registry scales by table entry; the extractors scale by engineering effort.</w:t>
+        <w:t xml:space="preserve"> Every ministry publishes its own HTML, and the regexes that read General Security's pages will not read the Ministry of Justice's. That per-source extractor is the real unit of cost in extending this (roughly the same work the Dawlati ingester needed), and it is why the layer ships with three verified URLs rather than a claim of national coverage. The registry scales by table entry; the extractors scale by engineering effort.</w:t>
       </w:r>
     </w:p>
     <w:p>
@@ -1300,7 +1279,7 @@
         <w:t>unverified</w:t>
       </w:r>
       <w:r>
-        <w:t xml:space="preserve"> is not a limitation here, it is the only honest value: freshness is change-detection against a stored </w:t>
+        <w:t xml:space="preserve"> is not a limitation here; it is the only honest value: freshness is change-detection against a stored </w:t>
       </w:r>
       <w:r>
         <w:rPr>
@@ -1311,7 +1290,7 @@
         <w:t>modified_gmt</w:t>
       </w:r>
       <w:r>
-        <w:t xml:space="preserve"> (§7), and this source publishes no modification timestamp to compare against. An auditor can re-derive any cited answer from the snapshot — which is how §6.1's hallucination count is now computed against *whichever* source an answer cites.</w:t>
+        <w:t xml:space="preserve"> (§7), and this source publishes no modification timestamp to compare against. An auditor can re-derive any cited answer from the snapshot, which is how §6.1's hallucination count is now computed against *whichever* source an answer cites.</w:t>
       </w:r>
     </w:p>
     <w:p>
@@ -1343,14 +1322,7 @@
         <w:t>, and the country's most-asked procedure moved from unanswerable to answered with a citation.</w:t>
       </w:r>
     </w:p>
-    <w:p>
-      <w:r>
-        <w:rPr>
-          <w:color w:val="BBBBBB"/>
-        </w:rPr>
-        <w:t>――――――――――――――――――――――――――――――</w:t>
-      </w:r>
-    </w:p>
+    <w:p/>
     <w:p>
       <w:pPr>
         <w:pStyle w:val="Heading2"/>
@@ -1742,14 +1714,7 @@
         <w:t>, so the model was classifying with no instructions at all. The deterministic guardrail was checked first, returned "valid", and that is what located the bug in the model call.</w:t>
       </w:r>
     </w:p>
-    <w:p>
-      <w:r>
-        <w:rPr>
-          <w:color w:val="BBBBBB"/>
-        </w:rPr>
-        <w:t>――――――――――――――――――――――――――――――</w:t>
-      </w:r>
-    </w:p>
+    <w:p/>
     <w:p>
       <w:pPr>
         <w:pStyle w:val="Heading2"/>
@@ -1796,7 +1761,7 @@
         <w:t>branch by applicant type</w:t>
       </w:r>
       <w:r>
-        <w:t xml:space="preserve"> — #11528 has three cases (minor / adult / outside the legal window) behind </w:t>
+        <w:t xml:space="preserve">: #11528 has three cases (minor / adult / outside the legal window) behind </w:t>
       </w:r>
       <w:r>
         <w:rPr>
@@ -1843,7 +1808,7 @@
         <w:t>either/or within one requirement</w:t>
       </w:r>
       <w:r>
-        <w:t xml:space="preserve"> — </w:t>
+        <w:t xml:space="preserve">: </w:t>
       </w:r>
       <w:r>
         <w:rPr>
@@ -1888,7 +1853,7 @@
         <w:t>eligibility preconditions</w:t>
       </w:r>
       <w:r>
-        <w:t xml:space="preserve"> — #11476 requires the marriage registered ≥1 year before applying;</w:t>
+        <w:t>: #11476 requires the marriage registered ≥1 year before applying;</w:t>
       </w:r>
     </w:p>
     <w:p>
@@ -1902,7 +1867,7 @@
         <w:t>document recency windows differing by case</w:t>
       </w:r>
       <w:r>
-        <w:t xml:space="preserve"> — Syrian </w:t>
+        <w:t xml:space="preserve">: Syrian </w:t>
       </w:r>
       <w:r>
         <w:rPr>
@@ -1944,7 +1909,7 @@
         <w:t>and</w:t>
       </w:r>
       <w:r>
-        <w:t xml:space="preserve"> B"* and shows every branch to every applicant. The agent is therefore not merely incomplete — it can be </w:t>
+        <w:t xml:space="preserve"> B"* and shows every branch to every applicant. The agent is therefore not merely incomplete; it can be </w:t>
       </w:r>
       <w:r>
         <w:rPr>
@@ -1964,7 +1929,7 @@
         <w:t>Measured: 113 of 180 services (63%) carry at least one marker; 46 (26%) carry a high-confidence one.</w:t>
       </w:r>
       <w:r>
-        <w:t xml:space="preserve"> Fixing the data model means a schema change, re-extraction and re-verification — not possible before the deadline. So the system </w:t>
+        <w:t xml:space="preserve"> Fixing the data model means a schema change, re-extraction and re-verification, not possible before the deadline. So the system </w:t>
       </w:r>
       <w:r>
         <w:rPr>
@@ -1998,17 +1963,10 @@
         <w:t>check_freshness</w:t>
       </w:r>
       <w:r>
-        <w:t xml:space="preserve"> does not cover at all — it checks whether the *source page* changed.</w:t>
+        <w:t xml:space="preserve"> does not cover at all; it checks whether the *source page* changed.</w:t>
       </w:r>
     </w:p>
-    <w:p>
-      <w:r>
-        <w:rPr>
-          <w:color w:val="BBBBBB"/>
-        </w:rPr>
-        <w:t>――――――――――――――――――――――――――――――</w:t>
-      </w:r>
-    </w:p>
+    <w:p/>
     <w:p>
       <w:pPr>
         <w:pStyle w:val="Heading2"/>
@@ -2036,7 +1994,7 @@
         <w:t>Eight were written by the domain experts</w:t>
       </w:r>
       <w:r>
-        <w:t xml:space="preserve"> in their own procedure clusters — the only queries in this project not authored by a developer.</w:t>
+        <w:t xml:space="preserve"> in their own procedure clusters; the only queries in this project not authored by a developer.</w:t>
       </w:r>
     </w:p>
     <w:tbl>
@@ -2116,7 +2074,7 @@
               <w:t>31.8%</w:t>
             </w:r>
             <w:r>
-              <w:t xml:space="preserve"> (7 of 22 scored) · range 31.8–36.4% across runs, see below</w:t>
+              <w:t xml:space="preserve"> (7 of 22 scored) · range 31.8-36.4% across runs, see below</w:t>
             </w:r>
           </w:p>
         </w:tc>
@@ -2281,7 +2239,7 @@
           <w:p>
             <w:r/>
             <w:r>
-              <w:t>88% (7/8), 95% CI 53–98%</w:t>
+              <w:t>88% (7/8), 95% CI 53-98%</w:t>
             </w:r>
           </w:p>
         </w:tc>
@@ -2334,7 +2292,7 @@
         <w:t>kept in the set and scored</w:t>
       </w:r>
       <w:r>
-        <w:t xml:space="preserve"> — a failure excluded from your own eval is a failure you are hiding — and reported separately so the headline rate stays readable.</w:t>
+        <w:t xml:space="preserve"> (a failure excluded from your own eval is a failure you are hiding), and reported separately so the headline rate stays readable.</w:t>
       </w:r>
     </w:p>
     <w:p>
@@ -2376,7 +2334,7 @@
         <w:t>service_not_found</w:t>
       </w:r>
       <w:r>
-        <w:t xml:space="preserve"> (a government service we do not hold). The gold expects the latter. Both readings are defensible — a bank account is not a government service at all — so this is a genuinely borderline input on which a non-zero-temperature classifier is entitled to disagree with itself. With 22 scored cases, </w:t>
+        <w:t xml:space="preserve"> (a government service we do not hold). The gold expects the latter. Both readings are defensible: a bank account is not a government service at all, so this is a genuinely borderline input on which a non-zero-temperature classifier is entitled to disagree with itself. With 22 scored cases, </w:t>
       </w:r>
       <w:r>
         <w:rPr>
@@ -2396,7 +2354,7 @@
         <w:t>On the zero hallucinations.</w:t>
       </w:r>
       <w:r>
-        <w:t xml:space="preserve"> The detector is real: we verified it by injecting a fabricated document into a known-good answer, and it was caught. But the honest framing is architectural, not behavioural — </w:t>
+        <w:t xml:space="preserve"> The detector is real: we verified it by injecting a fabricated document into a known-good answer, and it was caught. But the honest framing is architectural, not behavioural, </w:t>
       </w:r>
       <w:r>
         <w:rPr>
@@ -2429,7 +2387,7 @@
         <w:t>We reported 100% top-1 and it was wrong.</w:t>
       </w:r>
       <w:r>
-        <w:t xml:space="preserve"> The first retrieval gold set was dominated by bare service titles, which score cosine 1.000 because the query is byte-identical to the indexed text. Top-1 read 100% while natural questions were quietly failing — «شو المستندات المطلوبة لإعادة قيد مطلقة؟» retrieved the </w:t>
+        <w:t xml:space="preserve"> The first retrieval gold set was dominated by bare service titles, which score cosine 1.000 because the query is byte-identical to the indexed text. Top-1 read 100% while natural questions were quietly failing: «شو المستندات المطلوبة لإعادة قيد مطلقة؟» retrieved the </w:t>
       </w:r>
       <w:r>
         <w:rPr>
@@ -2511,7 +2469,7 @@
         <w:t>every document in the answer as fabricated</w:t>
       </w:r>
       <w:r>
-        <w:t xml:space="preserve"> — 13 phantom hallucinations on one passport answer, against a headline claim of zero. The detector was not wrong so much as under-specified: it had silently assumed Dawlati was the only source that could ever be cited. We changed the implementation, </w:t>
+        <w:t xml:space="preserve">: 13 phantom hallucinations on one passport answer, against a headline claim of zero. The detector was not wrong so much as under-specified: it had silently assumed Dawlati was the only source that could ever be cited. We changed the implementation, </w:t>
       </w:r>
       <w:r>
         <w:rPr>
@@ -2520,7 +2478,7 @@
         <w:t>not the definition</w:t>
       </w:r>
       <w:r>
-        <w:t xml:space="preserve"> — a hallucination is still *a document absent from the source it is attributed to* — so the check now rebuilds the cited external record from its committed snapshot and compares against that. The zero in §6.1 is therefore a </w:t>
+        <w:t xml:space="preserve">: a hallucination is still *a document absent from the source it is attributed to*, so the check now rebuilds the cited external record from its committed snapshot and compares against that. The zero in §6.1 is therefore a </w:t>
       </w:r>
       <w:r>
         <w:rPr>
@@ -2540,7 +2498,7 @@
         <w:rPr>
           <w:b/>
         </w:rPr>
-        <w:t>each time the test data or harness became more independent, measured performance got worse — or the harness turned out to have been measuring something narrower than we thought.</w:t>
+        <w:t>each time the test data or harness became more independent, measured performance got worse, or the harness turned out to have been measuring something narrower than we thought.</w:t>
       </w:r>
       <w:r>
         <w:t xml:space="preserve"> Retrieval scored 3/8 on the experts' questions versus 88% on ours.</w:t>
@@ -2575,7 +2533,7 @@
         <w:rPr>
           <w:b/>
         </w:rPr>
-        <w:t>Failure mode 1 — Arabizi is misrouted as English.</w:t>
+        <w:t>Failure mode 1, Arabizi is misrouted as English.</w:t>
       </w:r>
       <w:r>
         <w:t xml:space="preserve"> </w:t>
@@ -2600,7 +2558,7 @@
         <w:t>shu badde la sajjel zawej</w:t>
       </w:r>
       <w:r>
-        <w:t xml:space="preserve"> scores zero Arabic letters and routes as English, and the agent answers an Arabic speaker in English. Arabizi is extremely common in Lebanon. The fix is transliteration detection — real work, and not safe to attempt two days out.</w:t>
+        <w:t xml:space="preserve"> scores zero Arabic letters and routes as English, and the agent answers an Arabic speaker in English. Arabizi is extremely common in Lebanon. The fix is transliteration detection, real work, and not safe to attempt two days out.</w:t>
       </w:r>
     </w:p>
     <w:p>
@@ -2608,7 +2566,7 @@
         <w:rPr>
           <w:b/>
         </w:rPr>
-        <w:t>Failure mode 2 — semantic similarity cannot detect absence.</w:t>
+        <w:t>Failure mode 2, semantic similarity cannot detect absence.</w:t>
       </w:r>
       <w:r>
         <w:t xml:space="preserve"> «شو بدي لأجدد جواز سفري؟» returns </w:t>
@@ -2620,7 +2578,7 @@
         <w:t>إصدار جواز سفر للخيل</w:t>
       </w:r>
       <w:r>
-        <w:t xml:space="preserve"> — a horse passport — at cosine 0.598. Passports for people do not exist on Dawlati; horse passports do. An embedding has no way to represent *"this does not exist"*, only *"here is the nearest thing that does"*. Abstention is </w:t>
+        <w:t xml:space="preserve">, a horse passport, at cosine 0.598. Passports for people do not exist on Dawlati; horse passports do. An embedding has no way to represent *"this does not exist"*, only *"here is the nearest thing that does"*. Abstention is </w:t>
       </w:r>
       <w:r>
         <w:rPr>
@@ -2634,7 +2592,7 @@
     </w:p>
     <w:p>
       <w:r>
-        <w:t xml:space="preserve">*Contained, not cured — and the containment initially missed most of the cases.* The retrieval defect is unchanged: an embedding still cannot represent absence, and no threshold fixes that. What changed is the </w:t>
+        <w:t xml:space="preserve">*Contained, not cured, and the containment initially missed most of the cases.* The retrieval defect is unchanged: an embedding still cannot represent absence, and no threshold fixes that. What changed is the </w:t>
       </w:r>
       <w:r>
         <w:rPr>
@@ -2643,7 +2601,7 @@
         <w:t>consequence</w:t>
       </w:r>
       <w:r>
-        <w:t xml:space="preserve"> — the query is answered from General Security's own site with a citation (§3.6).</w:t>
+        <w:t>; the query is answered from General Security's own site with a citation (§3.6).</w:t>
       </w:r>
     </w:p>
     <w:p>
@@ -2666,7 +2624,7 @@
         <w:t>A gold case pins one wording; a citizen has many.</w:t>
       </w:r>
       <w:r>
-        <w:t xml:space="preserve"> The fallback now also overrides a wrong retrieval hit when the curated registry matches, with an animal-term veto so a genuine horse-passport question still reaches Dawlati's record. Coverage is still limited to procedures a curated source covers — the driving licence has none and still terminates in </w:t>
+        <w:t xml:space="preserve"> The fallback now also overrides a wrong retrieval hit when the curated registry matches, with an animal-term veto so a genuine horse-passport question still reaches Dawlati's record. Coverage is still limited to procedures a curated source covers, the driving licence has none and still terminates in </w:t>
       </w:r>
       <w:r>
         <w:rPr>
@@ -2685,7 +2643,7 @@
         <w:rPr>
           <w:b/>
         </w:rPr>
-        <w:t>Failure mode 3 — a document resolver is not a rule detector, and the score cannot tell you which it just matched.</w:t>
+        <w:t>Failure mode 3, a document resolver is not a rule detector, and the score cannot tell you which it just matched.</w:t>
       </w:r>
       <w:r>
         <w:t xml:space="preserve"> Extending per-document resolution to the external passport record failed, and the measurement is the interesting part. Of 13 lines extracted from the Arabic page, </w:t>
@@ -2694,7 +2652,7 @@
         <w:rPr>
           <w:b/>
         </w:rPr>
-        <w:t>exactly one resolved against the corpus — and it was wrong.</w:t>
+        <w:t>exactly one resolved against the corpus, and it was wrong.</w:t>
       </w:r>
       <w:r>
         <w:t xml:space="preserve"> «أما بالنسبة لطلبات عائلات عسكريي الأمن العام…» is a *rule* about who may submit fewer documents, not a document, and it resolved to the civil-registry directorate at </w:t>
@@ -2706,7 +2664,7 @@
         <w:t>0.6367</w:t>
       </w:r>
       <w:r>
-        <w:t xml:space="preserve"> — while a genuine requirement scored </w:t>
+        <w:t xml:space="preserve">, while a genuine requirement scored </w:t>
       </w:r>
       <w:r>
         <w:rPr>
@@ -2742,7 +2700,7 @@
         <w:t>&lt;ul&gt;</w:t>
       </w:r>
       <w:r>
-        <w:t xml:space="preserve"> as the documents — under an applicant heading, where its English twin puts them under "Remarks" — so the extracted list is a mixture and the resolver has no signal to tell the two apart. FR4 requires abstention rather than attaching a doubtful source, so </w:t>
+        <w:t xml:space="preserve"> as the documents, under an applicant heading, where its English twin puts them under "Remarks", so the extracted list is a mixture and the resolver has no signal to tell the two apart. FR4 requires abstention rather than attaching a doubtful source, so </w:t>
       </w:r>
       <w:r>
         <w:rPr>
@@ -2765,14 +2723,7 @@
         <w:t>when the evidence does not support a claim, the system says so rather than degrading quietly.</w:t>
       </w:r>
     </w:p>
-    <w:p>
-      <w:r>
-        <w:rPr>
-          <w:color w:val="BBBBBB"/>
-        </w:rPr>
-        <w:t>――――――――――――――――――――――――――――――</w:t>
-      </w:r>
-    </w:p>
+    <w:p/>
     <w:p>
       <w:pPr>
         <w:pStyle w:val="Heading2"/>
@@ -2869,7 +2820,7 @@
         <w:t>(event_type, subject_post_id, subject_label)</w:t>
       </w:r>
       <w:r>
-        <w:t xml:space="preserve"> so one stale service hit by ten users produces one ticket, not ten. Queue reads happen inside the lock, through the same handle — checking before locking would let concurrent writers both observe "absent" and both append.</w:t>
+        <w:t xml:space="preserve"> so one stale service hit by ten users produces one ticket, not ten. Queue reads happen inside the lock, through the same handle, checking before locking would let concurrent writers both observe "absent" and both append.</w:t>
       </w:r>
     </w:p>
     <w:p>
@@ -2905,7 +2856,7 @@
         <w:t>Conditional structure is detected, not represented</w:t>
       </w:r>
       <w:r>
-        <w:t xml:space="preserve"> (§5) — 63% of services affected.</w:t>
+        <w:t xml:space="preserve"> (§5), 63% of services affected.</w:t>
       </w:r>
     </w:p>
     <w:p>
@@ -2919,7 +2870,7 @@
         <w:t>Abstention is weak (1/3)</w:t>
       </w:r>
       <w:r>
-        <w:t xml:space="preserve"> — §6.3.</w:t>
+        <w:t>, §6.3.</w:t>
       </w:r>
     </w:p>
     <w:p>
@@ -2933,7 +2884,7 @@
         <w:t>Arabizi is unsupported</w:t>
       </w:r>
       <w:r>
-        <w:t xml:space="preserve"> — §6.3. 4b. </w:t>
+        <w:t xml:space="preserve">, §6.3. 4b. </w:t>
       </w:r>
       <w:r>
         <w:rPr>
@@ -2953,7 +2904,7 @@
         <w:t>unverified</w:t>
       </w:r>
       <w:r>
-        <w:t>, because the source publishes no modification timestamp to detect change against, and per-document resolution is withheld (§6.3, failure mode 3). A citizen asking about a passport gets a cited, complete checklist — not the *where do I obtain each document* they would get for a civil-registry service.</w:t>
+        <w:t>, because the source publishes no modification timestamp to detect change against, and per-document resolution is withheld (§6.3, failure mode 3). A citizen asking about a passport gets a cited, complete checklist, not the *where do I obtain each document* they would get for a civil-registry service.</w:t>
       </w:r>
     </w:p>
     <w:p>
@@ -3009,7 +2960,7 @@
         <w:t>G1, G1b, G2, G3</w:t>
       </w:r>
       <w:r>
-        <w:t xml:space="preserve"> — independently reviewed. Maria and Ghina each verified their own procedure clusters and reviewed each other's; neither approved her own work. These are the gates the data claims rest on, and they are the ones with real independence.</w:t>
+        <w:t>, independently reviewed. Maria and Ghina each verified their own procedure clusters and reviewed each other's; neither approved her own work. These are the gates the data claims rest on, and they are the ones with real independence.</w:t>
       </w:r>
     </w:p>
     <w:p>
@@ -3023,7 +2974,7 @@
         <w:t>G0</w:t>
       </w:r>
       <w:r>
-        <w:t xml:space="preserve"> — closed by the project lead, who had read the five Arabic classifications but had also run the bakeoff. Producer and reviewer are the same person. The auto half (10/10 schema-valid) is unaffected.</w:t>
+        <w:t>, closed by the project lead, who had read the five Arabic classifications but had also run the bakeoff. Producer and reviewer are the same person. The auto half (10/10 schema-valid) is unaffected.</w:t>
       </w:r>
     </w:p>
     <w:p>
@@ -3037,17 +2988,10 @@
         <w:t>G4, G5, G6, G8, G9</w:t>
       </w:r>
       <w:r>
-        <w:t xml:space="preserve"> — automated checks only; the human halves remain open. No sign-off was fabricated. Where no independent reviewer existed the gate record says so, because a gate record that cannot be trusted is worth less than no gate record at all.</w:t>
+        <w:t>, automated checks only; the human halves remain open. No sign-off was fabricated. Where no independent reviewer existed the gate record says so, because a gate record that cannot be trusted is worth less than no gate record at all.</w:t>
       </w:r>
     </w:p>
-    <w:p>
-      <w:r>
-        <w:rPr>
-          <w:color w:val="BBBBBB"/>
-        </w:rPr>
-        <w:t>――――――――――――――――――――――――――――――</w:t>
-      </w:r>
-    </w:p>
+    <w:p/>
     <w:p>
       <w:pPr>
         <w:pStyle w:val="Heading2"/>
@@ -3058,7 +3002,7 @@
     </w:p>
     <w:p>
       <w:r>
-        <w:t xml:space="preserve">Eleven stage gates (G0–G11), each with an automated check and a human check, recorded in </w:t>
+        <w:t xml:space="preserve">Eleven stage gates (G0-G11), each with an automated check and a human check, recorded in </w:t>
       </w:r>
       <w:r>
         <w:rPr>
@@ -3133,7 +3077,7 @@
         <w:t>general-security.gov.lb</w:t>
       </w:r>
       <w:r>
-        <w:t xml:space="preserve"> — because without it the loosened case would have passed on any answer at all, including a fallback to the horse passport. The reason is written into the test case itself.</w:t>
+        <w:t>, because without it the loosened case would have passed on any answer at all, including a fallback to the horse passport. The reason is written into the test case itself.</w:t>
       </w:r>
     </w:p>
     <w:p>
@@ -3147,7 +3091,7 @@
         <w:t>two distinct extraction failure classes</w:t>
       </w:r>
       <w:r>
-        <w:t xml:space="preserve"> plus the structural finding in §5. Their skim-level checks found worse bugs than the deep checks did — without them we would have shipped on false confidence.</w:t>
+        <w:t xml:space="preserve"> plus the structural finding in §5. Their skim-level checks found worse bugs than the deep checks did, without them we would have shipped on false confidence.</w:t>
       </w:r>
     </w:p>
     <w:p>
@@ -3186,20 +3130,13 @@
         <w:t xml:space="preserve"> per the brief.</w:t>
       </w:r>
     </w:p>
-    <w:p>
-      <w:r>
-        <w:rPr>
-          <w:color w:val="BBBBBB"/>
-        </w:rPr>
-        <w:t>――――――――――――――――――――――――――――――</w:t>
-      </w:r>
-    </w:p>
+    <w:p/>
     <w:p>
       <w:pPr>
         <w:pStyle w:val="Heading2"/>
       </w:pPr>
       <w:r>
-        <w:t>Appendix — reproducing the numbers</w:t>
+        <w:t>Appendix, reproducing the numbers</w:t>
       </w:r>
     </w:p>
     <w:p>
